--- a/7_semester/Методы искусственного интеллекта/ЛР4/ЛР4_Отчет_Буренков_МИИ.docx
+++ b/7_semester/Методы искусственного интеллекта/ЛР4/ЛР4_Отчет_Буренков_МИИ.docx
@@ -1179,14 +1179,7 @@
           <w:color w:val="000000"/>
           <w:sz w:val="28"/>
         </w:rPr>
-        <w:t>П</w:t>
-      </w:r>
-      <w:r>
-        <w:rPr>
-          <w:color w:val="000000"/>
-          <w:sz w:val="28"/>
-        </w:rPr>
-        <w:t>ризнаки — упругость, окружность, масса, давление и высота отскока. Таблица и разбиение те же, что в лабораторных 2 и 3. Метод наивный: признаки внутри класса считаются независимыми.</w:t>
+        <w:t>Признаки — упругость, окружность, масса, давление и высота отскока. Таблица и разбиение те же, что в лабораторных 2 и 3. Метод наивный: признаки внутри класса считаются независимыми.</w:t>
       </w:r>
     </w:p>
     <w:p>
@@ -1854,6 +1847,10 @@
         <w:spacing w:before="240" w:line="360" w:lineRule="auto"/>
         <w:ind w:firstLine="709"/>
         <w:jc w:val="both"/>
+        <w:rPr>
+          <w:color w:val="000000"/>
+          <w:sz w:val="28"/>
+        </w:rPr>
       </w:pPr>
       <w:r>
         <w:rPr>
@@ -1862,6 +1859,408 @@
         </w:rPr>
         <w:t>Диапазоны соседних классов пересекаются: упругость футбольного 0,70–0,80, баскетбольного 0,71–0,87, волейбольного 0,61–0,76; окружность волейбольного 67,1–70,6 см, футбольного 68,2–72,9 см, баскетбольного 69,5–74,6 см; масса футбольного 385–474 г, баскетбольного 424–532 г. В обучении 105 строк (по 35 в классе), в тесте 45 (по 15). Это тот же тест, что в лабораторных работах 2 и 3.</w:t>
       </w:r>
+    </w:p>
+    <w:p>
+      <w:pPr>
+        <w:spacing w:before="120" w:after="120" w:line="360" w:lineRule="auto"/>
+        <w:rPr>
+          <w:sz w:val="28"/>
+          <w:szCs w:val="28"/>
+        </w:rPr>
+      </w:pPr>
+      <w:r>
+        <w:rPr>
+          <w:color w:val="000000"/>
+          <w:sz w:val="28"/>
+          <w:szCs w:val="28"/>
+        </w:rPr>
+        <w:t xml:space="preserve">Таблица </w:t>
+      </w:r>
+      <w:r>
+        <w:rPr>
+          <w:color w:val="000000"/>
+          <w:sz w:val="28"/>
+          <w:szCs w:val="28"/>
+        </w:rPr>
+        <w:t>2</w:t>
+      </w:r>
+      <w:r>
+        <w:rPr>
+          <w:color w:val="000000"/>
+          <w:sz w:val="28"/>
+          <w:szCs w:val="28"/>
+        </w:rPr>
+        <w:t xml:space="preserve"> — Начальные параметры наивного Байеса</w:t>
+      </w:r>
+    </w:p>
+    <w:tbl>
+      <w:tblPr>
+        <w:tblW w:w="0" w:type="auto"/>
+        <w:jc w:val="center"/>
+        <w:tblLayout w:type="fixed"/>
+        <w:tblLook w:val="04A0" w:firstRow="1" w:lastRow="0" w:firstColumn="1" w:lastColumn="0" w:noHBand="0" w:noVBand="1"/>
+      </w:tblPr>
+      <w:tblGrid>
+        <w:gridCol w:w="2835"/>
+        <w:gridCol w:w="2551"/>
+        <w:gridCol w:w="3969"/>
+      </w:tblGrid>
+      <w:tr>
+        <w:trPr>
+          <w:jc w:val="center"/>
+        </w:trPr>
+        <w:tc>
+          <w:tcPr>
+            <w:tcW w:w="2835" w:type="dxa"/>
+            <w:tcBorders>
+              <w:top w:val="single" w:sz="4" w:space="0" w:color="000000"/>
+              <w:left w:val="single" w:sz="4" w:space="0" w:color="000000"/>
+              <w:bottom w:val="single" w:sz="4" w:space="0" w:color="000000"/>
+              <w:right w:val="single" w:sz="4" w:space="0" w:color="000000"/>
+            </w:tcBorders>
+            <w:shd w:val="clear" w:color="auto" w:fill="F2F2F2"/>
+          </w:tcPr>
+          <w:p>
+            <w:pPr>
+              <w:jc w:val="center"/>
+            </w:pPr>
+            <w:r>
+              <w:rPr>
+                <w:b/>
+                <w:color w:val="000000"/>
+              </w:rPr>
+              <w:t>Параметр</w:t>
+            </w:r>
+          </w:p>
+        </w:tc>
+        <w:tc>
+          <w:tcPr>
+            <w:tcW w:w="2551" w:type="dxa"/>
+            <w:tcBorders>
+              <w:top w:val="single" w:sz="4" w:space="0" w:color="000000"/>
+              <w:left w:val="single" w:sz="4" w:space="0" w:color="000000"/>
+              <w:bottom w:val="single" w:sz="4" w:space="0" w:color="000000"/>
+              <w:right w:val="single" w:sz="4" w:space="0" w:color="000000"/>
+            </w:tcBorders>
+            <w:shd w:val="clear" w:color="auto" w:fill="F2F2F2"/>
+          </w:tcPr>
+          <w:p>
+            <w:pPr>
+              <w:jc w:val="center"/>
+            </w:pPr>
+            <w:r>
+              <w:rPr>
+                <w:b/>
+                <w:color w:val="000000"/>
+              </w:rPr>
+              <w:t>Значение</w:t>
+            </w:r>
+          </w:p>
+        </w:tc>
+        <w:tc>
+          <w:tcPr>
+            <w:tcW w:w="3969" w:type="dxa"/>
+            <w:tcBorders>
+              <w:top w:val="single" w:sz="4" w:space="0" w:color="000000"/>
+              <w:left w:val="single" w:sz="4" w:space="0" w:color="000000"/>
+              <w:bottom w:val="single" w:sz="4" w:space="0" w:color="000000"/>
+              <w:right w:val="single" w:sz="4" w:space="0" w:color="000000"/>
+            </w:tcBorders>
+            <w:shd w:val="clear" w:color="auto" w:fill="F2F2F2"/>
+          </w:tcPr>
+          <w:p>
+            <w:pPr>
+              <w:jc w:val="center"/>
+            </w:pPr>
+            <w:r>
+              <w:rPr>
+                <w:b/>
+                <w:color w:val="000000"/>
+              </w:rPr>
+              <w:t>Обоснование</w:t>
+            </w:r>
+          </w:p>
+        </w:tc>
+      </w:tr>
+      <w:tr>
+        <w:trPr>
+          <w:jc w:val="center"/>
+        </w:trPr>
+        <w:tc>
+          <w:tcPr>
+            <w:tcW w:w="2835" w:type="dxa"/>
+            <w:tcBorders>
+              <w:top w:val="single" w:sz="4" w:space="0" w:color="000000"/>
+              <w:left w:val="single" w:sz="4" w:space="0" w:color="000000"/>
+              <w:bottom w:val="single" w:sz="4" w:space="0" w:color="000000"/>
+              <w:right w:val="single" w:sz="4" w:space="0" w:color="000000"/>
+            </w:tcBorders>
+          </w:tcPr>
+          <w:p>
+            <w:r>
+              <w:rPr>
+                <w:color w:val="000000"/>
+              </w:rPr>
+              <w:t>Распределение признака</w:t>
+            </w:r>
+          </w:p>
+        </w:tc>
+        <w:tc>
+          <w:tcPr>
+            <w:tcW w:w="2551" w:type="dxa"/>
+            <w:tcBorders>
+              <w:top w:val="single" w:sz="4" w:space="0" w:color="000000"/>
+              <w:left w:val="single" w:sz="4" w:space="0" w:color="000000"/>
+              <w:bottom w:val="single" w:sz="4" w:space="0" w:color="000000"/>
+              <w:right w:val="single" w:sz="4" w:space="0" w:color="000000"/>
+            </w:tcBorders>
+          </w:tcPr>
+          <w:p>
+            <w:pPr>
+              <w:jc w:val="center"/>
+            </w:pPr>
+            <w:r>
+              <w:rPr>
+                <w:color w:val="000000"/>
+              </w:rPr>
+              <w:t>нормальное</w:t>
+            </w:r>
+          </w:p>
+        </w:tc>
+        <w:tc>
+          <w:tcPr>
+            <w:tcW w:w="3969" w:type="dxa"/>
+            <w:tcBorders>
+              <w:top w:val="single" w:sz="4" w:space="0" w:color="000000"/>
+              <w:left w:val="single" w:sz="4" w:space="0" w:color="000000"/>
+              <w:bottom w:val="single" w:sz="4" w:space="0" w:color="000000"/>
+              <w:right w:val="single" w:sz="4" w:space="0" w:color="000000"/>
+            </w:tcBorders>
+          </w:tcPr>
+          <w:p>
+            <w:r>
+              <w:rPr>
+                <w:color w:val="000000"/>
+              </w:rPr>
+              <w:t xml:space="preserve">Непрерывные измерения; среднее и </w:t>
+            </w:r>
+            <w:r>
+              <w:rPr>
+                <w:color w:val="000000"/>
+              </w:rPr>
+              <w:t>σ</w:t>
+            </w:r>
+            <w:r>
+              <w:rPr>
+                <w:color w:val="000000"/>
+              </w:rPr>
+              <w:t xml:space="preserve"> оцениваются по классу на обучении</w:t>
+            </w:r>
+          </w:p>
+        </w:tc>
+      </w:tr>
+      <w:tr>
+        <w:trPr>
+          <w:jc w:val="center"/>
+        </w:trPr>
+        <w:tc>
+          <w:tcPr>
+            <w:tcW w:w="2835" w:type="dxa"/>
+            <w:tcBorders>
+              <w:top w:val="single" w:sz="4" w:space="0" w:color="000000"/>
+              <w:left w:val="single" w:sz="4" w:space="0" w:color="000000"/>
+              <w:bottom w:val="single" w:sz="4" w:space="0" w:color="000000"/>
+              <w:right w:val="single" w:sz="4" w:space="0" w:color="000000"/>
+            </w:tcBorders>
+          </w:tcPr>
+          <w:p>
+            <w:r>
+              <w:rPr>
+                <w:color w:val="000000"/>
+              </w:rPr>
+              <w:t>Априорная вероятность класса</w:t>
+            </w:r>
+          </w:p>
+        </w:tc>
+        <w:tc>
+          <w:tcPr>
+            <w:tcW w:w="2551" w:type="dxa"/>
+            <w:tcBorders>
+              <w:top w:val="single" w:sz="4" w:space="0" w:color="000000"/>
+              <w:left w:val="single" w:sz="4" w:space="0" w:color="000000"/>
+              <w:bottom w:val="single" w:sz="4" w:space="0" w:color="000000"/>
+              <w:right w:val="single" w:sz="4" w:space="0" w:color="000000"/>
+            </w:tcBorders>
+          </w:tcPr>
+          <w:p>
+            <w:pPr>
+              <w:jc w:val="center"/>
+            </w:pPr>
+            <w:r>
+              <w:rPr>
+                <w:color w:val="000000"/>
+              </w:rPr>
+              <w:t>0,3333 (1/3)</w:t>
+            </w:r>
+          </w:p>
+        </w:tc>
+        <w:tc>
+          <w:tcPr>
+            <w:tcW w:w="3969" w:type="dxa"/>
+            <w:tcBorders>
+              <w:top w:val="single" w:sz="4" w:space="0" w:color="000000"/>
+              <w:left w:val="single" w:sz="4" w:space="0" w:color="000000"/>
+              <w:bottom w:val="single" w:sz="4" w:space="0" w:color="000000"/>
+              <w:right w:val="single" w:sz="4" w:space="0" w:color="000000"/>
+            </w:tcBorders>
+          </w:tcPr>
+          <w:p>
+            <w:r>
+              <w:rPr>
+                <w:color w:val="000000"/>
+              </w:rPr>
+              <w:t>Классы в обучении сбалансированы (по 35 из 105)</w:t>
+            </w:r>
+          </w:p>
+        </w:tc>
+      </w:tr>
+      <w:tr>
+        <w:trPr>
+          <w:jc w:val="center"/>
+        </w:trPr>
+        <w:tc>
+          <w:tcPr>
+            <w:tcW w:w="2835" w:type="dxa"/>
+            <w:tcBorders>
+              <w:top w:val="single" w:sz="4" w:space="0" w:color="000000"/>
+              <w:left w:val="single" w:sz="4" w:space="0" w:color="000000"/>
+              <w:bottom w:val="single" w:sz="4" w:space="0" w:color="000000"/>
+              <w:right w:val="single" w:sz="4" w:space="0" w:color="000000"/>
+            </w:tcBorders>
+          </w:tcPr>
+          <w:p>
+            <w:r>
+              <w:rPr>
+                <w:color w:val="000000"/>
+              </w:rPr>
+              <w:t>Минимальное σ в плотности</w:t>
+            </w:r>
+          </w:p>
+        </w:tc>
+        <w:tc>
+          <w:tcPr>
+            <w:tcW w:w="2551" w:type="dxa"/>
+            <w:tcBorders>
+              <w:top w:val="single" w:sz="4" w:space="0" w:color="000000"/>
+              <w:left w:val="single" w:sz="4" w:space="0" w:color="000000"/>
+              <w:bottom w:val="single" w:sz="4" w:space="0" w:color="000000"/>
+              <w:right w:val="single" w:sz="4" w:space="0" w:color="000000"/>
+            </w:tcBorders>
+          </w:tcPr>
+          <w:p>
+            <w:pPr>
+              <w:jc w:val="center"/>
+            </w:pPr>
+            <w:r>
+              <w:rPr>
+                <w:color w:val="000000"/>
+              </w:rPr>
+              <w:t>0,0001</w:t>
+            </w:r>
+          </w:p>
+        </w:tc>
+        <w:tc>
+          <w:tcPr>
+            <w:tcW w:w="3969" w:type="dxa"/>
+            <w:tcBorders>
+              <w:top w:val="single" w:sz="4" w:space="0" w:color="000000"/>
+              <w:left w:val="single" w:sz="4" w:space="0" w:color="000000"/>
+              <w:bottom w:val="single" w:sz="4" w:space="0" w:color="000000"/>
+              <w:right w:val="single" w:sz="4" w:space="0" w:color="000000"/>
+            </w:tcBorders>
+          </w:tcPr>
+          <w:p>
+            <w:r>
+              <w:rPr>
+                <w:color w:val="000000"/>
+              </w:rPr>
+              <w:t>По практикуму: нулевое отклонение заменяется, чтобы плотность не обнулялась</w:t>
+            </w:r>
+          </w:p>
+        </w:tc>
+      </w:tr>
+      <w:tr>
+        <w:trPr>
+          <w:jc w:val="center"/>
+        </w:trPr>
+        <w:tc>
+          <w:tcPr>
+            <w:tcW w:w="2835" w:type="dxa"/>
+            <w:tcBorders>
+              <w:top w:val="single" w:sz="4" w:space="0" w:color="000000"/>
+              <w:left w:val="single" w:sz="4" w:space="0" w:color="000000"/>
+              <w:bottom w:val="single" w:sz="4" w:space="0" w:color="000000"/>
+              <w:right w:val="single" w:sz="4" w:space="0" w:color="000000"/>
+            </w:tcBorders>
+          </w:tcPr>
+          <w:p>
+            <w:r>
+              <w:rPr>
+                <w:color w:val="000000"/>
+              </w:rPr>
+              <w:t>Допущение независимости</w:t>
+            </w:r>
+          </w:p>
+        </w:tc>
+        <w:tc>
+          <w:tcPr>
+            <w:tcW w:w="2551" w:type="dxa"/>
+            <w:tcBorders>
+              <w:top w:val="single" w:sz="4" w:space="0" w:color="000000"/>
+              <w:left w:val="single" w:sz="4" w:space="0" w:color="000000"/>
+              <w:bottom w:val="single" w:sz="4" w:space="0" w:color="000000"/>
+              <w:right w:val="single" w:sz="4" w:space="0" w:color="000000"/>
+            </w:tcBorders>
+          </w:tcPr>
+          <w:p>
+            <w:pPr>
+              <w:jc w:val="center"/>
+            </w:pPr>
+            <w:r>
+              <w:rPr>
+                <w:color w:val="000000"/>
+              </w:rPr>
+              <w:t>принято</w:t>
+            </w:r>
+          </w:p>
+        </w:tc>
+        <w:tc>
+          <w:tcPr>
+            <w:tcW w:w="3969" w:type="dxa"/>
+            <w:tcBorders>
+              <w:top w:val="single" w:sz="4" w:space="0" w:color="000000"/>
+              <w:left w:val="single" w:sz="4" w:space="0" w:color="000000"/>
+              <w:bottom w:val="single" w:sz="4" w:space="0" w:color="000000"/>
+              <w:right w:val="single" w:sz="4" w:space="0" w:color="000000"/>
+            </w:tcBorders>
+          </w:tcPr>
+          <w:p>
+            <w:r>
+              <w:rPr>
+                <w:color w:val="000000"/>
+              </w:rPr>
+              <w:t>Суть «наивности» метода: совместная плотность — произведение одномерных</w:t>
+            </w:r>
+          </w:p>
+        </w:tc>
+      </w:tr>
+    </w:tbl>
+    <w:p>
+      <w:pPr>
+        <w:spacing w:before="240" w:line="360" w:lineRule="auto"/>
+        <w:ind w:firstLine="709"/>
+        <w:jc w:val="both"/>
+      </w:pPr>
     </w:p>
     <w:p>
       <w:r>
@@ -1963,6 +2362,10 @@
         <w:spacing w:line="360" w:lineRule="auto"/>
         <w:ind w:firstLine="709"/>
         <w:jc w:val="both"/>
+        <w:rPr>
+          <w:color w:val="000000"/>
+          <w:sz w:val="28"/>
+        </w:rPr>
       </w:pPr>
       <w:r>
         <w:rPr>
@@ -1978,6 +2381,308 @@
         </w:rPr>
         <w:lastRenderedPageBreak/>
         <w:t>отклонение каждого признака внутри класса больше нуля, подмена не понадобилась.</w:t>
+      </w:r>
+      <w:r>
+        <w:rPr>
+          <w:color w:val="000000"/>
+          <w:sz w:val="28"/>
+        </w:rPr>
+        <w:t xml:space="preserve"> </w:t>
+      </w:r>
+    </w:p>
+    <w:p>
+      <w:pPr>
+        <w:spacing w:line="360" w:lineRule="auto"/>
+        <w:ind w:firstLine="709"/>
+        <w:jc w:val="both"/>
+        <w:rPr>
+          <w:color w:val="000000"/>
+          <w:sz w:val="28"/>
+        </w:rPr>
+      </w:pPr>
+      <w:r>
+        <w:rPr>
+          <w:color w:val="000000"/>
+          <w:sz w:val="28"/>
+        </w:rPr>
+        <w:t>Сама модель вкратце представляет из себя перемножение базовой популярности класса на характерность для этого класса. У какого класса больше - тот и выбираем.</w:t>
+      </w:r>
+    </w:p>
+    <w:p>
+      <w:pPr>
+        <w:spacing w:line="360" w:lineRule="auto"/>
+        <w:ind w:firstLine="709"/>
+        <w:jc w:val="both"/>
+        <w:rPr>
+          <w:color w:val="000000"/>
+          <w:sz w:val="28"/>
+        </w:rPr>
+      </w:pPr>
+      <w:r>
+        <w:rPr>
+          <w:color w:val="000000"/>
+          <w:sz w:val="28"/>
+        </w:rPr>
+        <w:t>Упрощенная классификация по модели Байес:</w:t>
+      </w:r>
+    </w:p>
+    <w:p>
+      <w:pPr>
+        <w:spacing w:line="360" w:lineRule="auto"/>
+        <w:ind w:firstLine="709"/>
+        <w:jc w:val="center"/>
+        <w:rPr>
+          <w:rStyle w:val="mclose"/>
+          <w:sz w:val="28"/>
+          <w:szCs w:val="28"/>
+          <w:lang w:val="en-GB"/>
+        </w:rPr>
+      </w:pPr>
+      <w:r>
+        <w:rPr>
+          <w:rStyle w:val="mord"/>
+          <w:sz w:val="28"/>
+          <w:szCs w:val="28"/>
+        </w:rPr>
+        <w:t>P</w:t>
+      </w:r>
+      <w:r>
+        <w:rPr>
+          <w:rStyle w:val="mopen"/>
+          <w:sz w:val="28"/>
+          <w:szCs w:val="28"/>
+        </w:rPr>
+        <w:t>(</w:t>
+      </w:r>
+      <w:proofErr w:type="spellStart"/>
+      <w:r>
+        <w:rPr>
+          <w:rStyle w:val="mord"/>
+          <w:sz w:val="28"/>
+          <w:szCs w:val="28"/>
+        </w:rPr>
+        <w:t>класс</w:t>
+      </w:r>
+      <w:r>
+        <w:rPr>
+          <w:rStyle w:val="mrel"/>
+          <w:rFonts w:ascii="Cambria Math" w:hAnsi="Cambria Math" w:cs="Cambria Math"/>
+          <w:sz w:val="28"/>
+          <w:szCs w:val="28"/>
+        </w:rPr>
+        <w:t>∣</w:t>
+      </w:r>
+      <w:proofErr w:type="gramStart"/>
+      <w:r>
+        <w:rPr>
+          <w:rStyle w:val="mord"/>
+          <w:sz w:val="28"/>
+          <w:szCs w:val="28"/>
+        </w:rPr>
+        <w:t>x</w:t>
+      </w:r>
+      <w:proofErr w:type="spellEnd"/>
+      <w:r>
+        <w:rPr>
+          <w:rStyle w:val="mclose"/>
+          <w:sz w:val="28"/>
+          <w:szCs w:val="28"/>
+        </w:rPr>
+        <w:t>)</w:t>
+      </w:r>
+      <w:r>
+        <w:rPr>
+          <w:rStyle w:val="mrel"/>
+          <w:rFonts w:ascii="Cambria Math" w:hAnsi="Cambria Math" w:cs="Cambria Math"/>
+          <w:sz w:val="28"/>
+          <w:szCs w:val="28"/>
+        </w:rPr>
+        <w:t>∝</w:t>
+      </w:r>
+      <w:proofErr w:type="gramEnd"/>
+      <w:r>
+        <w:rPr>
+          <w:rStyle w:val="mord"/>
+          <w:sz w:val="28"/>
+          <w:szCs w:val="28"/>
+        </w:rPr>
+        <w:t>P</w:t>
+      </w:r>
+      <w:r>
+        <w:rPr>
+          <w:rStyle w:val="mopen"/>
+          <w:sz w:val="28"/>
+          <w:szCs w:val="28"/>
+        </w:rPr>
+        <w:t>(</w:t>
+      </w:r>
+      <w:r>
+        <w:rPr>
+          <w:rStyle w:val="mord"/>
+          <w:sz w:val="28"/>
+          <w:szCs w:val="28"/>
+        </w:rPr>
+        <w:t>класс</w:t>
+      </w:r>
+      <w:r>
+        <w:rPr>
+          <w:rStyle w:val="mclose"/>
+          <w:sz w:val="28"/>
+          <w:szCs w:val="28"/>
+        </w:rPr>
+        <w:t>)</w:t>
+      </w:r>
+      <w:r>
+        <w:rPr>
+          <w:rStyle w:val="mbin"/>
+          <w:rFonts w:ascii="Cambria Math" w:hAnsi="Cambria Math" w:cs="Cambria Math"/>
+          <w:sz w:val="28"/>
+          <w:szCs w:val="28"/>
+        </w:rPr>
+        <w:t>⋅</w:t>
+      </w:r>
+      <w:r>
+        <w:rPr>
+          <w:rStyle w:val="mord"/>
+          <w:sz w:val="28"/>
+          <w:szCs w:val="28"/>
+        </w:rPr>
+        <w:t>P</w:t>
+      </w:r>
+      <w:r>
+        <w:rPr>
+          <w:rStyle w:val="mopen"/>
+          <w:sz w:val="28"/>
+          <w:szCs w:val="28"/>
+        </w:rPr>
+        <w:t>(</w:t>
+      </w:r>
+      <w:proofErr w:type="spellStart"/>
+      <w:r>
+        <w:rPr>
+          <w:rStyle w:val="mord"/>
+          <w:sz w:val="28"/>
+          <w:szCs w:val="28"/>
+        </w:rPr>
+        <w:t>x</w:t>
+      </w:r>
+      <w:r>
+        <w:rPr>
+          <w:rStyle w:val="mrel"/>
+          <w:rFonts w:ascii="Cambria Math" w:hAnsi="Cambria Math" w:cs="Cambria Math"/>
+          <w:sz w:val="28"/>
+          <w:szCs w:val="28"/>
+        </w:rPr>
+        <w:t>∣</w:t>
+      </w:r>
+      <w:r>
+        <w:rPr>
+          <w:rStyle w:val="mord"/>
+          <w:sz w:val="28"/>
+          <w:szCs w:val="28"/>
+        </w:rPr>
+        <w:t>класс</w:t>
+      </w:r>
+      <w:proofErr w:type="spellEnd"/>
+      <w:r>
+        <w:rPr>
+          <w:rStyle w:val="mclose"/>
+          <w:sz w:val="28"/>
+          <w:szCs w:val="28"/>
+        </w:rPr>
+        <w:t>)</w:t>
+      </w:r>
+    </w:p>
+    <w:p>
+      <w:pPr>
+        <w:spacing w:line="360" w:lineRule="auto"/>
+        <w:ind w:firstLine="709"/>
+        <w:rPr>
+          <w:rStyle w:val="mrel"/>
+          <w:sz w:val="28"/>
+          <w:szCs w:val="28"/>
+        </w:rPr>
+      </w:pPr>
+      <w:r>
+        <w:rPr>
+          <w:rStyle w:val="mrel"/>
+          <w:rFonts w:ascii="Cambria Math" w:hAnsi="Cambria Math" w:cs="Cambria Math"/>
+          <w:sz w:val="28"/>
+          <w:szCs w:val="28"/>
+        </w:rPr>
+        <w:t>∝</w:t>
+      </w:r>
+      <w:r>
+        <w:rPr>
+          <w:rStyle w:val="mrel"/>
+          <w:sz w:val="28"/>
+          <w:szCs w:val="28"/>
+          <w:lang w:val="en-GB"/>
+        </w:rPr>
+        <w:t xml:space="preserve"> - </w:t>
+      </w:r>
+      <w:r>
+        <w:rPr>
+          <w:rStyle w:val="mrel"/>
+          <w:sz w:val="28"/>
+          <w:szCs w:val="28"/>
+        </w:rPr>
+        <w:t>пропорционально</w:t>
+      </w:r>
+    </w:p>
+    <w:p>
+      <w:pPr>
+        <w:spacing w:line="360" w:lineRule="auto"/>
+        <w:ind w:firstLine="709"/>
+        <w:rPr>
+          <w:rStyle w:val="mrel"/>
+          <w:sz w:val="28"/>
+          <w:szCs w:val="28"/>
+        </w:rPr>
+      </w:pPr>
+      <w:r>
+        <w:rPr>
+          <w:rStyle w:val="mrel"/>
+          <w:sz w:val="28"/>
+          <w:szCs w:val="28"/>
+        </w:rPr>
+        <w:t>Р(класс) - базовая частота</w:t>
+      </w:r>
+    </w:p>
+    <w:p>
+      <w:pPr>
+        <w:spacing w:line="360" w:lineRule="auto"/>
+        <w:ind w:firstLine="709"/>
+        <w:rPr>
+          <w:sz w:val="28"/>
+          <w:szCs w:val="28"/>
+        </w:rPr>
+      </w:pPr>
+      <w:r>
+        <w:rPr>
+          <w:rStyle w:val="mrel"/>
+          <w:sz w:val="28"/>
+          <w:szCs w:val="28"/>
+        </w:rPr>
+        <w:t>Р(</w:t>
+      </w:r>
+      <w:proofErr w:type="spellStart"/>
+      <w:r>
+        <w:rPr>
+          <w:rStyle w:val="mrel"/>
+          <w:sz w:val="28"/>
+          <w:szCs w:val="28"/>
+        </w:rPr>
+        <w:t>х|класс</w:t>
+      </w:r>
+      <w:proofErr w:type="spellEnd"/>
+      <w:r>
+        <w:rPr>
+          <w:rStyle w:val="mrel"/>
+          <w:sz w:val="28"/>
+          <w:szCs w:val="28"/>
+        </w:rPr>
+        <w:t>) - специфичность признака (характерность для класса)</w:t>
       </w:r>
     </w:p>
     <w:p>
@@ -1990,7 +2695,21 @@
           <w:color w:val="000000"/>
           <w:sz w:val="28"/>
         </w:rPr>
-        <w:t>Таблица 2 — Среднее и стандартное отклонение по обучающим строкам</w:t>
+        <w:t xml:space="preserve">Таблица </w:t>
+      </w:r>
+      <w:r>
+        <w:rPr>
+          <w:color w:val="000000"/>
+          <w:sz w:val="28"/>
+        </w:rPr>
+        <w:t>3</w:t>
+      </w:r>
+      <w:r>
+        <w:rPr>
+          <w:color w:val="000000"/>
+          <w:sz w:val="28"/>
+        </w:rPr>
+        <w:t xml:space="preserve"> — Среднее и стандартное отклонение по обучающим строкам</w:t>
       </w:r>
     </w:p>
     <w:tbl>
@@ -4005,6 +4724,7 @@
           <w:color w:val="000000"/>
           <w:sz w:val="28"/>
         </w:rPr>
+        <w:lastRenderedPageBreak/>
         <w:t>На тесте ошибки: № 8: факт «баскетбольный», прогноз «футбольный»; № 79: факт «волейбольный», прогноз «футбольный»; № 105: факт «волейбольный», прогноз «футбольный».</w:t>
       </w:r>
     </w:p>
@@ -4032,7 +4752,21 @@
           <w:color w:val="000000"/>
           <w:sz w:val="28"/>
         </w:rPr>
-        <w:t>Таблица 3 — Матрица ошибок на 45 тестовых строках</w:t>
+        <w:t xml:space="preserve">Таблица </w:t>
+      </w:r>
+      <w:r>
+        <w:rPr>
+          <w:color w:val="000000"/>
+          <w:sz w:val="28"/>
+        </w:rPr>
+        <w:t>4</w:t>
+      </w:r>
+      <w:r>
+        <w:rPr>
+          <w:color w:val="000000"/>
+          <w:sz w:val="28"/>
+        </w:rPr>
+        <w:t xml:space="preserve"> — Матрица ошибок на 45 тестовых строках</w:t>
       </w:r>
     </w:p>
     <w:tbl>
@@ -4472,7 +5206,6 @@
           <w:color w:val="000000"/>
           <w:sz w:val="28"/>
         </w:rPr>
-        <w:lastRenderedPageBreak/>
         <w:t>Таблица</w:t>
       </w:r>
       <w:r>
@@ -4481,7 +5214,23 @@
           <w:sz w:val="28"/>
           <w:lang w:val="en-US"/>
         </w:rPr>
-        <w:t xml:space="preserve"> 4 — Precision, recall </w:t>
+        <w:t xml:space="preserve"> </w:t>
+      </w:r>
+      <w:r>
+        <w:rPr>
+          <w:color w:val="000000"/>
+          <w:sz w:val="28"/>
+          <w:lang w:val="en-US"/>
+        </w:rPr>
+        <w:t>5</w:t>
+      </w:r>
+      <w:r>
+        <w:rPr>
+          <w:color w:val="000000"/>
+          <w:sz w:val="28"/>
+          <w:lang w:val="en-US"/>
+        </w:rPr>
+        <w:t xml:space="preserve"> — Precision, recall </w:t>
       </w:r>
       <w:r>
         <w:rPr>
@@ -5428,7 +6177,23 @@
           <w:color w:val="000000"/>
           <w:sz w:val="28"/>
         </w:rPr>
-        <w:t xml:space="preserve"> совпадает с accuracy, потому что в тесте по 15 наблюдений каждого класса. На тесте у «футбольный» верны 15 из 15, у «баскетбольный» верны 14 из 15, у «волейбольный» верны 13 из 15.</w:t>
+        <w:t xml:space="preserve"> совпадает с </w:t>
+      </w:r>
+      <w:proofErr w:type="spellStart"/>
+      <w:r>
+        <w:rPr>
+          <w:color w:val="000000"/>
+          <w:sz w:val="28"/>
+        </w:rPr>
+        <w:t>accuracy</w:t>
+      </w:r>
+      <w:proofErr w:type="spellEnd"/>
+      <w:r>
+        <w:rPr>
+          <w:color w:val="000000"/>
+          <w:sz w:val="28"/>
+        </w:rPr>
+        <w:t>, потому что в тесте по 15 наблюдений каждого класса. На тесте у «футбольный» верны 15 из 15, у «баскетбольный» верны 14 из 15, у «волейбольный» верны 13 из 15.</w:t>
       </w:r>
     </w:p>
     <w:p>
@@ -5455,6 +6220,7 @@
         <w:rPr>
           <w:noProof/>
         </w:rPr>
+        <w:lastRenderedPageBreak/>
         <w:drawing>
           <wp:inline distT="0" distB="0" distL="0" distR="0">
             <wp:extent cx="5040000" cy="3838997"/>
@@ -5507,7 +6273,6 @@
     </w:p>
     <w:p>
       <w:r>
-        <w:lastRenderedPageBreak/>
         <w:br w:type="page"/>
       </w:r>
     </w:p>
@@ -6316,6 +7081,31 @@
       <w:szCs w:val="24"/>
     </w:rPr>
   </w:style>
+  <w:style w:type="character" w:customStyle="1" w:styleId="mord">
+    <w:name w:val="mord"/>
+    <w:basedOn w:val="a0"/>
+    <w:rsid w:val="00886569"/>
+  </w:style>
+  <w:style w:type="character" w:customStyle="1" w:styleId="mopen">
+    <w:name w:val="mopen"/>
+    <w:basedOn w:val="a0"/>
+    <w:rsid w:val="00886569"/>
+  </w:style>
+  <w:style w:type="character" w:customStyle="1" w:styleId="mrel">
+    <w:name w:val="mrel"/>
+    <w:basedOn w:val="a0"/>
+    <w:rsid w:val="00886569"/>
+  </w:style>
+  <w:style w:type="character" w:customStyle="1" w:styleId="mclose">
+    <w:name w:val="mclose"/>
+    <w:basedOn w:val="a0"/>
+    <w:rsid w:val="00886569"/>
+  </w:style>
+  <w:style w:type="character" w:customStyle="1" w:styleId="mbin">
+    <w:name w:val="mbin"/>
+    <w:basedOn w:val="a0"/>
+    <w:rsid w:val="00886569"/>
+  </w:style>
 </w:styles>
 </file>
 
